--- a/03_Outputs/final scripts/es/Module 6/6.1.0-es.docx
+++ b/03_Outputs/final scripts/es/Module 6/6.1.0-es.docx
@@ -9,17 +9,17 @@
     </w:p>
     <w:p>
       <w:r>
-        <w:t xml:space="preserve">En este capítulo, exploraremos de dónde provienen las emisiones relacionadas con la energía y cómo pueden reducirse. Comenzaremos mapeando toda la cadena energética. Primero, analizaremos la producción — cómo se extraen y procesan los combustibles. Luego, pasaremos a la distribución — oleoductos, transporte marítimo y redes eléctricas donde ocurren fugas y pérdidas. Finalmente, examinaremos la combustión, cuando los combustibles se queman para calor, energía y movilidad. Al recorrer toda la cadena juntos, identificaremos las mayores fuentes de emisiones y evitaremos puntos ciegos.  </w:t>
+        <w:t xml:space="preserve">En este capítulo, exploraremos de dónde provienen las emisiones relacionadas con la energía y cómo pueden reducirse. Comenzaremos mapeando toda la cadena energética. Primero, analizaremos la producción — cómo se extraen y procesan los combustibles. Luego pasaremos a la distribución — oleoductos, transporte marítimo y redes eléctricas donde ocurren fugas y pérdidas. Finalmente, examinaremos la combustión, cuando los combustibles se queman para calor, energía y movilidad. Al recorrer toda la cadena juntos, identificaremos las mayores fuentes de emisiones y evitaremos puntos ciegos.  </w:t>
       </w:r>
     </w:p>
     <w:p>
       <w:r>
-        <w:t xml:space="preserve">A continuación, desglosaremos el sistema en sus principales subsectores y veremos de dónde provienen sus emisiones. Echaremos un vistazo a la generación de energía, el transporte, la industria, los edificios y el uso del suelo para entender cómo contribuye cada uno al panorama general y dónde se encuentran las mayores oportunidades de reducción.  </w:t>
+        <w:t xml:space="preserve">A continuación, desglosaremos el sistema en sus principales subsectores y veremos de dónde provienen sus emisiones. Analizaremos la generación de energía, el transporte, la industria, los edificios y el uso del suelo para entender cómo contribuye cada uno al panorama general y dónde se encuentran las mayores oportunidades de reducción.  </w:t>
       </w:r>
     </w:p>
     <w:p>
       <w:r>
-        <w:t xml:space="preserve">También discutiremos la dependencia de los combustibles fósiles y el encierro del carbono — por qué los activos de larga duración, los subsidios y las rutinas incrustan emisiones y aumentan los riesgos de activos varados. Juntos, analizaremos cómo sería una transición justa: reciclaje de habilidades, diversificación regional, protección social y salvaguardas de confiabilidad.  </w:t>
+        <w:t xml:space="preserve">También discutiremos la dependencia de los combustibles fósiles y el encierro del carbono — por qué los activos de larga duración, los subsidios y las rutinas incrustan emisiones y aumentan los riesgos de activos varados. Juntos, abordaremos cómo sería una transición justa: reciclaje de habilidades, diversificación regional, protección social y salvaguardas de confiabilidad.  </w:t>
       </w:r>
     </w:p>
     <w:p>
